--- a/flow/20230914_vu_template/drafts/2023-11-g/27-ПН-Якова Персянина.docx
+++ b/flow/20230914_vu_template/drafts/2023-11-g/27-ПН-Якова Персянина.docx
@@ -6778,140 +6778,72 @@
       </w:r>
     </w:p>
     <w:p>
-      <w:pPr>
-        <w:spacing w:after="120"/>
-        <w:jc w:val="both"/>
-        <w:rPr>
-          <w:rFonts w:ascii="Times New Roman" w:hAnsi="Times New Roman"/>
-          <w:sz w:val="24"/>
-          <w:szCs w:val="24"/>
-          <w:lang w:val="uk-UA"/>
-        </w:rPr>
-      </w:pPr>
-    </w:p>
-    <w:p>
-      <w:pPr>
-        <w:spacing w:after="120"/>
-        <w:jc w:val="both"/>
-        <w:rPr>
-          <w:rFonts w:ascii="Times New Roman" w:hAnsi="Times New Roman"/>
-          <w:sz w:val="24"/>
-          <w:szCs w:val="24"/>
-          <w:lang w:val="uk-UA"/>
-        </w:rPr>
-      </w:pPr>
-      <w:r>
-        <w:rPr>
-          <w:rFonts w:ascii="Times New Roman" w:hAnsi="Times New Roman"/>
-          <w:i/>
-          <w:color w:val="FF0000"/>
-          <w:sz w:val="24"/>
-          <w:szCs w:val="24"/>
-          <w:lang w:val="uk-UA"/>
-        </w:rPr>
-        <w:t>тропар</w:t>
-      </w:r>
-    </w:p>
-    <w:p>
-      <w:pPr>
-        <w:spacing w:after="120"/>
-        <w:jc w:val="both"/>
-        <w:rPr>
-          <w:rFonts w:ascii="Times New Roman" w:hAnsi="Times New Roman"/>
-          <w:sz w:val="24"/>
-          <w:szCs w:val="24"/>
-          <w:lang w:val="uk-UA"/>
-        </w:rPr>
-      </w:pPr>
+      <w:pPr/>
+      <w:r>
+        <w:rPr>
+          <w:rFonts w:ascii="Times New Roman" w:hAnsi="Times New Roman"/>
+          <w:i/>
+          <w:color w:val="FF0000"/>
+          <w:sz w:val="24"/>
+        </w:rPr>
+        <w:t>Тропар (г. 4):</w:t>
+      </w:r>
+      <w:r>
+        <w:rPr>
+          <w:rFonts w:ascii="Times New Roman" w:hAnsi="Times New Roman"/>
+          <w:sz w:val="24"/>
+        </w:rPr>
+        <w:t xml:space="preserve"> Муками жахливими і хоробрістю терпіння всіх здивував ти, многостраждальний,* над кожною бо частиною членів, благодарні мо</w:t>
+      </w:r>
+      <w:r>
+        <w:rPr>
+          <w:rFonts w:ascii="Times New Roman" w:hAnsi="Times New Roman"/>
+          <w:sz w:val="24"/>
+        </w:rPr>
+        <w:t>льби предивно вимовляв ти Господеві.* Тому, у стражданні твоєму вінець прийнявши,* до Престолу зійшов єси Небесного Царя Христа Бога, Якове,* Його моли, щоб спас душі наші.</w:t>
+      </w:r>
+    </w:p>
+    <w:p>
+      <w:pPr/>
       <w:r>
         <w:rPr>
           <w:rFonts w:ascii="Times New Roman" w:hAnsi="Times New Roman"/>
           <w:b/>
           <w:sz w:val="24"/>
-          <w:szCs w:val="24"/>
-          <w:lang w:val="uk-UA"/>
-        </w:rPr>
-        <w:t>Слава: і нині:</w:t>
-      </w:r>
-      <w:r>
-        <w:rPr>
-          <w:rFonts w:ascii="Times New Roman" w:hAnsi="Times New Roman"/>
-          <w:sz w:val="24"/>
-          <w:szCs w:val="24"/>
-          <w:lang w:val="uk-UA"/>
-        </w:rPr>
-        <w:t xml:space="preserve"> </w:t>
-      </w:r>
-    </w:p>
-    <w:p>
-      <w:pPr>
-        <w:spacing w:after="120"/>
-        <w:jc w:val="both"/>
-        <w:rPr>
-          <w:rFonts w:ascii="Times New Roman" w:hAnsi="Times New Roman"/>
-          <w:sz w:val="24"/>
-          <w:szCs w:val="24"/>
-          <w:lang w:val="uk-UA"/>
-        </w:rPr>
-      </w:pPr>
+        </w:rPr>
+        <w:t xml:space="preserve">Слава: </w:t>
+      </w:r>
+      <w:r>
+        <w:rPr>
+          <w:rFonts w:ascii="Times New Roman" w:hAnsi="Times New Roman"/>
+          <w:i/>
+          <w:color w:val="FF0000"/>
+          <w:sz w:val="24"/>
+        </w:rPr>
+        <w:t xml:space="preserve">Тропар (г. 8): </w:t>
+      </w:r>
+      <w:r>
+        <w:rPr>
+          <w:rFonts w:ascii="Times New Roman" w:hAnsi="Times New Roman"/>
+          <w:sz w:val="24"/>
+        </w:rPr>
+        <w:t>В Тобі, отче, дбайливо зберігся образ,* бо, прийнявши хрест, Ти пішов слідом за Христом*</w:t>
+      </w:r>
+      <w:r>
+        <w:rPr>
+          <w:rFonts w:ascii="Times New Roman" w:hAnsi="Times New Roman"/>
+          <w:sz w:val="24"/>
+        </w:rPr>
+        <w:t xml:space="preserve"> і ділом навчав Ти погорджувати тілом, бо воно проминає,* а дбати про душу – єство безсмертне.* Тим-то з ангелами разом радується,* преподобний Паладію, дух твій.</w:t>
+      </w:r>
     </w:p>
     <w:p>
       <w:pPr/>
       <w:r>
         <w:rPr>
           <w:rFonts w:ascii="Times New Roman" w:hAnsi="Times New Roman"/>
-          <w:i/>
-          <w:color w:val="FF0000"/>
-          <w:sz w:val="24"/>
-        </w:rPr>
-        <w:t>Тропар (г. 4):</w:t>
-      </w:r>
-      <w:r>
-        <w:rPr>
-          <w:rFonts w:ascii="Times New Roman" w:hAnsi="Times New Roman"/>
-          <w:sz w:val="24"/>
-        </w:rPr>
-        <w:t xml:space="preserve"> Муками жахливими і хоробрістю терпіння всіх здивував ти, многостраждальний,* над кожною бо частиною членів, благодарні мо</w:t>
-      </w:r>
-      <w:r>
-        <w:rPr>
-          <w:rFonts w:ascii="Times New Roman" w:hAnsi="Times New Roman"/>
-          <w:sz w:val="24"/>
-        </w:rPr>
-        <w:t>льби предивно вимовляв ти Господеві.* Тому, у стражданні твоєму вінець прийнявши,* до Престолу зійшов єси Небесного Царя Христа Бога, Якове,* Його моли, щоб спас душі наші.</w:t>
-      </w:r>
-    </w:p>
-    <w:p>
-      <w:pPr/>
-      <w:r>
-        <w:rPr>
-          <w:rFonts w:ascii="Times New Roman" w:hAnsi="Times New Roman"/>
-          <w:i/>
-          <w:color w:val="FF0000"/>
-          <w:sz w:val="24"/>
-        </w:rPr>
-        <w:t xml:space="preserve">Тропар (г. 8): </w:t>
-      </w:r>
-      <w:r>
-        <w:rPr>
-          <w:rFonts w:ascii="Times New Roman" w:hAnsi="Times New Roman"/>
-          <w:sz w:val="24"/>
-        </w:rPr>
-        <w:t>В Тобі, отче, дбайливо зберігся образ,* бо, прийнявши хрест, Ти пішов слідом за Христом*</w:t>
-      </w:r>
-      <w:r>
-        <w:rPr>
-          <w:rFonts w:ascii="Times New Roman" w:hAnsi="Times New Roman"/>
-          <w:sz w:val="24"/>
-        </w:rPr>
-        <w:t xml:space="preserve"> і ділом навчав Ти погорджувати тілом, бо воно проминає,* а дбати про душу – єство безсмертне.* Тим-то з ангелами разом радується,* преподобний Паладію, дух твій.</w:t>
-      </w:r>
-    </w:p>
-    <w:p>
-      <w:pPr/>
-      <w:r>
-        <w:rPr>
           <w:b/>
+          <w:sz w:val="24"/>
         </w:rPr>
         <w:t xml:space="preserve">І нині: </w:t>
       </w:r>
@@ -6919,6 +6851,9 @@
         <w:rPr/>
         <w:t>богородичний</w:t>
       </w:r>
+    </w:p>
+    <w:p>
+      <w:pPr/>
     </w:p>
     <w:p>
       <w:pPr>
@@ -13117,251 +13052,72 @@
       </w:r>
     </w:p>
     <w:p>
-      <w:pPr>
-        <w:spacing w:after="120"/>
-        <w:jc w:val="both"/>
+      <w:pPr/>
+      <w:r>
+        <w:rPr>
+          <w:rFonts w:ascii="Times New Roman" w:hAnsi="Times New Roman"/>
+          <w:i/>
+          <w:color w:val="FF0000"/>
+          <w:sz w:val="24"/>
+        </w:rPr>
+        <w:t>Тропар (г. 4):</w:t>
+      </w:r>
+      <w:r>
+        <w:rPr>
+          <w:rFonts w:ascii="Times New Roman" w:hAnsi="Times New Roman"/>
+          <w:sz w:val="24"/>
+        </w:rPr>
+        <w:t xml:space="preserve"> Муками жахливими і хоробрістю терпіння всіх здивував ти, многостраждальний,* над кожною бо частиною членів, благодарні мо</w:t>
+      </w:r>
+      <w:r>
+        <w:rPr>
+          <w:rFonts w:ascii="Times New Roman" w:hAnsi="Times New Roman"/>
+          <w:sz w:val="24"/>
+        </w:rPr>
+        <w:t>льби предивно вимовляв ти Господеві.* Тому, у стражданні твоєму вінець прийнявши,* до Престолу зійшов єси Небесного Царя Христа Бога, Якове,* Його моли, щоб спас душі наші.</w:t>
+      </w:r>
+    </w:p>
+    <w:p>
+      <w:pPr/>
+      <w:r>
         <w:rPr>
           <w:rFonts w:ascii="Times New Roman" w:hAnsi="Times New Roman"/>
           <w:b/>
           <w:sz w:val="24"/>
-          <w:szCs w:val="24"/>
-          <w:lang w:val="uk-UA"/>
-        </w:rPr>
-      </w:pPr>
-    </w:p>
-    <w:p>
-      <w:pPr>
-        <w:spacing w:after="120"/>
-        <w:jc w:val="both"/>
-        <w:rPr>
-          <w:rFonts w:ascii="Times New Roman" w:hAnsi="Times New Roman"/>
-          <w:i/>
-          <w:sz w:val="24"/>
-          <w:szCs w:val="24"/>
-          <w:lang w:val="uk-UA"/>
-        </w:rPr>
-      </w:pPr>
+        </w:rPr>
+        <w:t xml:space="preserve">Слава: </w:t>
+      </w:r>
+      <w:r>
+        <w:rPr>
+          <w:rFonts w:ascii="Times New Roman" w:hAnsi="Times New Roman"/>
+          <w:i/>
+          <w:color w:val="FF0000"/>
+          <w:sz w:val="24"/>
+        </w:rPr>
+        <w:t xml:space="preserve">Тропар (г. 8): </w:t>
+      </w:r>
+      <w:r>
+        <w:rPr>
+          <w:rFonts w:ascii="Times New Roman" w:hAnsi="Times New Roman"/>
+          <w:sz w:val="24"/>
+        </w:rPr>
+        <w:t>В Тобі, отче, дбайливо зберігся образ,* бо, прийнявши хрест, Ти пішов слідом за Христом*</w:t>
+      </w:r>
+      <w:r>
+        <w:rPr>
+          <w:rFonts w:ascii="Times New Roman" w:hAnsi="Times New Roman"/>
+          <w:sz w:val="24"/>
+        </w:rPr>
+        <w:t xml:space="preserve"> і ділом навчав Ти погорджувати тілом, бо воно проминає,* а дбати про душу – єство безсмертне.* Тим-то з ангелами разом радується,* преподобний Паладію, дух твій.</w:t>
+      </w:r>
+    </w:p>
+    <w:p>
+      <w:pPr/>
       <w:r>
         <w:rPr>
           <w:rFonts w:ascii="Times New Roman" w:hAnsi="Times New Roman"/>
           <w:b/>
           <w:sz w:val="24"/>
-          <w:szCs w:val="24"/>
-          <w:lang w:val="uk-UA"/>
-        </w:rPr>
-        <w:t>Слава:</w:t>
-      </w:r>
-      <w:r>
-        <w:rPr>
-          <w:rFonts w:ascii="Times New Roman" w:hAnsi="Times New Roman"/>
-          <w:b/>
-          <w:sz w:val="24"/>
-          <w:szCs w:val="24"/>
-          <w:lang w:val="uk-UA"/>
-        </w:rPr>
-        <w:t xml:space="preserve"> </w:t>
-      </w:r>
-    </w:p>
-    <w:p>
-      <w:pPr>
-        <w:spacing w:after="120"/>
-        <w:jc w:val="both"/>
-        <w:rPr>
-          <w:rFonts w:ascii="Times New Roman" w:hAnsi="Times New Roman"/>
-          <w:sz w:val="24"/>
-          <w:szCs w:val="24"/>
-          <w:lang w:val="uk-UA"/>
-        </w:rPr>
-      </w:pPr>
-      <w:r>
-        <w:rPr>
-          <w:rFonts w:ascii="Times New Roman" w:hAnsi="Times New Roman"/>
-          <w:b/>
-          <w:sz w:val="24"/>
-          <w:szCs w:val="24"/>
-          <w:lang w:val="uk-UA"/>
-        </w:rPr>
-        <w:t>І нині:</w:t>
-      </w:r>
-      <w:r>
-        <w:rPr>
-          <w:rFonts w:ascii="Times New Roman" w:hAnsi="Times New Roman"/>
-          <w:sz w:val="24"/>
-          <w:szCs w:val="24"/>
-          <w:lang w:val="uk-UA"/>
-        </w:rPr>
-        <w:t xml:space="preserve"> </w:t>
-      </w:r>
-    </w:p>
-    <w:p>
-      <w:pPr>
-        <w:spacing w:after="120"/>
-        <w:jc w:val="both"/>
-        <w:rPr>
-          <w:rFonts w:ascii="Times New Roman" w:hAnsi="Times New Roman"/>
-          <w:sz w:val="24"/>
-          <w:szCs w:val="24"/>
-          <w:lang w:val="uk-UA"/>
-        </w:rPr>
-      </w:pPr>
-    </w:p>
-    <w:p>
-      <w:pPr>
-        <w:spacing w:after="120"/>
-        <w:jc w:val="both"/>
-        <w:rPr>
-          <w:rFonts w:ascii="Times New Roman" w:hAnsi="Times New Roman"/>
-          <w:i/>
-          <w:iCs/>
-          <w:color w:val="FF0000"/>
-          <w:sz w:val="24"/>
-          <w:szCs w:val="24"/>
-          <w:lang w:val="uk-UA"/>
-        </w:rPr>
-      </w:pPr>
-      <w:r>
-        <w:rPr>
-          <w:rFonts w:ascii="Times New Roman" w:hAnsi="Times New Roman"/>
-          <w:i/>
-          <w:color w:val="FF0000"/>
-          <w:sz w:val="24"/>
-          <w:szCs w:val="24"/>
-          <w:lang w:val="uk-UA"/>
-        </w:rPr>
-        <w:t xml:space="preserve">По тропарях читає читець чергову </w:t>
-      </w:r>
-      <w:proofErr w:type="spellStart"/>
-      <w:r>
-        <w:rPr>
-          <w:rFonts w:ascii="Times New Roman" w:hAnsi="Times New Roman"/>
-          <w:i/>
-          <w:color w:val="FF0000"/>
-          <w:sz w:val="24"/>
-          <w:szCs w:val="24"/>
-          <w:lang w:val="uk-UA"/>
-        </w:rPr>
-        <w:t>катизму</w:t>
-      </w:r>
-      <w:proofErr w:type="spellEnd"/>
-      <w:r>
-        <w:rPr>
-          <w:rFonts w:ascii="Times New Roman" w:hAnsi="Times New Roman"/>
-          <w:i/>
-          <w:color w:val="FF0000"/>
-          <w:sz w:val="24"/>
-          <w:szCs w:val="24"/>
-          <w:lang w:val="uk-UA"/>
-        </w:rPr>
-        <w:t xml:space="preserve">, після якої диякон перед </w:t>
-      </w:r>
-      <w:proofErr w:type="spellStart"/>
-      <w:r>
-        <w:rPr>
-          <w:rFonts w:ascii="Times New Roman" w:hAnsi="Times New Roman"/>
-          <w:i/>
-          <w:color w:val="FF0000"/>
-          <w:sz w:val="24"/>
-          <w:szCs w:val="24"/>
-          <w:lang w:val="uk-UA"/>
-        </w:rPr>
-        <w:t>св</w:t>
-      </w:r>
-      <w:proofErr w:type="spellEnd"/>
-      <w:r>
-        <w:rPr>
-          <w:rFonts w:ascii="Times New Roman" w:hAnsi="Times New Roman"/>
-          <w:i/>
-          <w:color w:val="FF0000"/>
-          <w:sz w:val="24"/>
-          <w:szCs w:val="24"/>
-          <w:lang w:val="uk-UA"/>
-        </w:rPr>
-        <w:t>. дверми виголошує</w:t>
-      </w:r>
-      <w:r>
-        <w:rPr>
-          <w:rFonts w:ascii="Times New Roman" w:hAnsi="Times New Roman"/>
-          <w:i/>
-          <w:iCs/>
-          <w:color w:val="FF0000"/>
-          <w:sz w:val="24"/>
-          <w:szCs w:val="24"/>
-          <w:lang w:val="uk-UA"/>
-        </w:rPr>
-        <w:t>:</w:t>
-      </w:r>
-    </w:p>
-    <w:p>
-      <w:pPr>
-        <w:spacing w:after="120"/>
-        <w:jc w:val="both"/>
-        <w:rPr>
-          <w:rFonts w:ascii="Times New Roman" w:hAnsi="Times New Roman"/>
-          <w:i/>
-          <w:color w:val="000000"/>
-          <w:sz w:val="24"/>
-          <w:szCs w:val="24"/>
-          <w:lang w:val="uk-UA"/>
-        </w:rPr>
-      </w:pPr>
-    </w:p>
-    <w:p>
-      <w:pPr/>
-      <w:r>
-        <w:rPr>
-          <w:rFonts w:ascii="Times New Roman" w:hAnsi="Times New Roman"/>
-          <w:i/>
-          <w:color w:val="FF0000"/>
-          <w:sz w:val="24"/>
-        </w:rPr>
-        <w:t>Тропар (г. 4):</w:t>
-      </w:r>
-      <w:r>
-        <w:rPr>
-          <w:rFonts w:ascii="Times New Roman" w:hAnsi="Times New Roman"/>
-          <w:sz w:val="24"/>
-        </w:rPr>
-        <w:t xml:space="preserve"> Муками жахливими і хоробрістю терпіння всіх здивував ти, многостраждальний,* над кожною бо частиною членів, благодарні мо</w:t>
-      </w:r>
-      <w:r>
-        <w:rPr>
-          <w:rFonts w:ascii="Times New Roman" w:hAnsi="Times New Roman"/>
-          <w:sz w:val="24"/>
-        </w:rPr>
-        <w:t>льби предивно вимовляв ти Господеві.* Тому, у стражданні твоєму вінець прийнявши,* до Престолу зійшов єси Небесного Царя Христа Бога, Якове,* Його моли, щоб спас душі наші.</w:t>
-      </w:r>
-    </w:p>
-    <w:p>
-      <w:pPr/>
-      <w:r>
-        <w:rPr>
-          <w:rFonts w:ascii="Times New Roman" w:hAnsi="Times New Roman"/>
-          <w:i/>
-          <w:color w:val="FF0000"/>
-          <w:sz w:val="24"/>
-        </w:rPr>
-        <w:t xml:space="preserve">Тропар (г. 8): </w:t>
-      </w:r>
-      <w:r>
-        <w:rPr>
-          <w:rFonts w:ascii="Times New Roman" w:hAnsi="Times New Roman"/>
-          <w:sz w:val="24"/>
-        </w:rPr>
-        <w:t>В Тобі, отче, дбайливо зберігся образ,* бо, прийнявши хрест, Ти пішов слідом за Христом*</w:t>
-      </w:r>
-      <w:r>
-        <w:rPr>
-          <w:rFonts w:ascii="Times New Roman" w:hAnsi="Times New Roman"/>
-          <w:sz w:val="24"/>
-        </w:rPr>
-        <w:t xml:space="preserve"> і ділом навчав Ти погорджувати тілом, бо воно проминає,* а дбати про душу – єство безсмертне.* Тим-то з ангелами разом радується,* преподобний Паладію, дух твій.</w:t>
-      </w:r>
-    </w:p>
-    <w:p>
-      <w:pPr/>
-      <w:r>
-        <w:rPr>
-          <w:b/>
         </w:rPr>
         <w:t xml:space="preserve">І нині: </w:t>
       </w:r>
@@ -13369,6 +13125,9 @@
         <w:rPr/>
         <w:t>богородичний</w:t>
       </w:r>
+    </w:p>
+    <w:p>
+      <w:pPr/>
     </w:p>
     <w:p>
       <w:pPr>
@@ -20404,30 +20163,6 @@
       </w:r>
     </w:p>
     <w:p>
-      <w:pPr>
-        <w:spacing w:after="120"/>
-        <w:jc w:val="both"/>
-        <w:rPr>
-          <w:rFonts w:ascii="Times New Roman" w:hAnsi="Times New Roman"/>
-          <w:sz w:val="24"/>
-          <w:szCs w:val="24"/>
-          <w:lang w:val="uk-UA"/>
-        </w:rPr>
-      </w:pPr>
-    </w:p>
-    <w:p>
-      <w:pPr>
-        <w:spacing w:after="120"/>
-        <w:jc w:val="both"/>
-        <w:rPr>
-          <w:rFonts w:ascii="Times New Roman" w:hAnsi="Times New Roman"/>
-          <w:sz w:val="24"/>
-          <w:szCs w:val="24"/>
-          <w:lang w:val="uk-UA"/>
-        </w:rPr>
-      </w:pPr>
-    </w:p>
-    <w:p>
       <w:pPr/>
       <w:r>
         <w:rPr>
@@ -20458,6 +20193,14 @@
       <w:r>
         <w:rPr>
           <w:rFonts w:ascii="Times New Roman" w:hAnsi="Times New Roman"/>
+          <w:b/>
+          <w:sz w:val="24"/>
+        </w:rPr>
+        <w:t xml:space="preserve">Слава: </w:t>
+      </w:r>
+      <w:r>
+        <w:rPr>
+          <w:rFonts w:ascii="Times New Roman" w:hAnsi="Times New Roman"/>
           <w:i/>
           <w:color w:val="FF0000"/>
           <w:sz w:val="24"/>
@@ -20483,7 +20226,9 @@
       <w:pPr/>
       <w:r>
         <w:rPr>
+          <w:rFonts w:ascii="Times New Roman" w:hAnsi="Times New Roman"/>
           <w:b/>
+          <w:sz w:val="24"/>
         </w:rPr>
         <w:t xml:space="preserve">І нині: </w:t>
       </w:r>
@@ -20491,6 +20236,9 @@
         <w:rPr/>
         <w:t>богородичний</w:t>
       </w:r>
+    </w:p>
+    <w:p>
+      <w:pPr/>
     </w:p>
     <w:p>
       <w:pPr>

--- a/flow/20230914_vu_template/drafts/2023-11-g/27-ПН-Якова Персянина.docx
+++ b/flow/20230914_vu_template/drafts/2023-11-g/27-ПН-Якова Персянина.docx
@@ -6778,7 +6778,9 @@
       </w:r>
     </w:p>
     <w:p>
-      <w:pPr/>
+      <w:pPr>
+        <w:pStyle w:val="a"/>
+      </w:pPr>
       <w:r>
         <w:rPr>
           <w:rFonts w:ascii="Times New Roman" w:hAnsi="Times New Roman"/>
@@ -6804,7 +6806,9 @@
       </w:r>
     </w:p>
     <w:p>
-      <w:pPr/>
+      <w:pPr>
+        <w:pStyle w:val="a"/>
+      </w:pPr>
       <w:r>
         <w:rPr>
           <w:rFonts w:ascii="Times New Roman" w:hAnsi="Times New Roman"/>
@@ -6838,7 +6842,9 @@
       </w:r>
     </w:p>
     <w:p>
-      <w:pPr/>
+      <w:pPr>
+        <w:pStyle w:val="a"/>
+      </w:pPr>
       <w:r>
         <w:rPr>
           <w:rFonts w:ascii="Times New Roman" w:hAnsi="Times New Roman"/>
@@ -6848,12 +6854,40 @@
         <w:t xml:space="preserve">І нині: </w:t>
       </w:r>
       <w:r>
-        <w:rPr/>
-        <w:t>богородичний</w:t>
-      </w:r>
-    </w:p>
-    <w:p>
-      <w:pPr/>
+        <w:rPr>
+          <w:rFonts w:ascii="Times New Roman" w:hAnsi="Times New Roman"/>
+          <w:i/>
+          <w:color w:val="FF0000"/>
+          <w:sz w:val="24"/>
+        </w:rPr>
+        <w:t xml:space="preserve">Богородичний (г. 8): </w:t>
+      </w:r>
+      <w:r>
+        <w:rPr>
+          <w:rFonts w:ascii="Times New Roman" w:hAnsi="Times New Roman"/>
+          <w:sz w:val="24"/>
+        </w:rPr>
+        <w:t xml:space="preserve">Радуйся, що від ангела прийняла радість для світу!* Радуйся, що породила Творця свого і Господа!* Радуйся, ти, бо </w:t>
+      </w:r>
+      <w:r>
+        <w:rPr>
+          <w:rFonts w:ascii="Times New Roman" w:hAnsi="Times New Roman"/>
+          <w:sz w:val="24"/>
+        </w:rPr>
+        <w:t>сподобилася</w:t>
+      </w:r>
+      <w:r>
+        <w:rPr>
+          <w:rFonts w:ascii="Times New Roman" w:hAnsi="Times New Roman"/>
+          <w:sz w:val="24"/>
+        </w:rPr>
+        <w:t xml:space="preserve"> стати Матір'ю Бога</w:t>
+      </w:r>
+    </w:p>
+    <w:p>
+      <w:pPr>
+        <w:pStyle w:val="a"/>
+      </w:pPr>
     </w:p>
     <w:p>
       <w:pPr>
@@ -13052,7 +13086,9 @@
       </w:r>
     </w:p>
     <w:p>
-      <w:pPr/>
+      <w:pPr>
+        <w:pStyle w:val="a"/>
+      </w:pPr>
       <w:r>
         <w:rPr>
           <w:rFonts w:ascii="Times New Roman" w:hAnsi="Times New Roman"/>
@@ -13078,7 +13114,9 @@
       </w:r>
     </w:p>
     <w:p>
-      <w:pPr/>
+      <w:pPr>
+        <w:pStyle w:val="a"/>
+      </w:pPr>
       <w:r>
         <w:rPr>
           <w:rFonts w:ascii="Times New Roman" w:hAnsi="Times New Roman"/>
@@ -13112,7 +13150,9 @@
       </w:r>
     </w:p>
     <w:p>
-      <w:pPr/>
+      <w:pPr>
+        <w:pStyle w:val="a"/>
+      </w:pPr>
       <w:r>
         <w:rPr>
           <w:rFonts w:ascii="Times New Roman" w:hAnsi="Times New Roman"/>
@@ -13122,12 +13162,26 @@
         <w:t xml:space="preserve">І нині: </w:t>
       </w:r>
       <w:r>
-        <w:rPr/>
-        <w:t>богородичний</w:t>
-      </w:r>
-    </w:p>
-    <w:p>
-      <w:pPr/>
+        <w:rPr>
+          <w:rFonts w:ascii="Times New Roman" w:hAnsi="Times New Roman"/>
+          <w:i/>
+          <w:color w:val="FF0000"/>
+          <w:sz w:val="24"/>
+        </w:rPr>
+        <w:t xml:space="preserve">Богородичний (г. 8): </w:t>
+      </w:r>
+      <w:r>
+        <w:rPr>
+          <w:rFonts w:ascii="Times New Roman" w:hAnsi="Times New Roman"/>
+          <w:sz w:val="24"/>
+        </w:rPr>
+        <w:t>Радуйся брамо Царя слави,* якою один лише Вишній пройшов і єдину запечатану зберіг* на спасіння душ наших.</w:t>
+      </w:r>
+    </w:p>
+    <w:p>
+      <w:pPr>
+        <w:pStyle w:val="a"/>
+      </w:pPr>
     </w:p>
     <w:p>
       <w:pPr>
@@ -20163,7 +20217,9 @@
       </w:r>
     </w:p>
     <w:p>
-      <w:pPr/>
+      <w:pPr>
+        <w:pStyle w:val="a"/>
+      </w:pPr>
       <w:r>
         <w:rPr>
           <w:rFonts w:ascii="Times New Roman" w:hAnsi="Times New Roman"/>
@@ -20189,7 +20245,9 @@
       </w:r>
     </w:p>
     <w:p>
-      <w:pPr/>
+      <w:pPr>
+        <w:pStyle w:val="a"/>
+      </w:pPr>
       <w:r>
         <w:rPr>
           <w:rFonts w:ascii="Times New Roman" w:hAnsi="Times New Roman"/>
@@ -20223,7 +20281,9 @@
       </w:r>
     </w:p>
     <w:p>
-      <w:pPr/>
+      <w:pPr>
+        <w:pStyle w:val="a"/>
+      </w:pPr>
       <w:r>
         <w:rPr>
           <w:rFonts w:ascii="Times New Roman" w:hAnsi="Times New Roman"/>
@@ -20233,12 +20293,26 @@
         <w:t xml:space="preserve">І нині: </w:t>
       </w:r>
       <w:r>
-        <w:rPr/>
-        <w:t>богородичний</w:t>
-      </w:r>
-    </w:p>
-    <w:p>
-      <w:pPr/>
+        <w:rPr>
+          <w:rFonts w:ascii="Times New Roman" w:hAnsi="Times New Roman"/>
+          <w:i/>
+          <w:color w:val="FF0000"/>
+          <w:sz w:val="24"/>
+        </w:rPr>
+        <w:t xml:space="preserve">Богородичний (г. 8): </w:t>
+      </w:r>
+      <w:r>
+        <w:rPr>
+          <w:rFonts w:ascii="Times New Roman" w:hAnsi="Times New Roman"/>
+          <w:sz w:val="24"/>
+        </w:rPr>
+        <w:t>Радуйся брамо Царя слави,* якою один лише Вишній пройшов і єдину запечатану зберіг* на спасіння душ наших.</w:t>
+      </w:r>
+    </w:p>
+    <w:p>
+      <w:pPr>
+        <w:pStyle w:val="a"/>
+      </w:pPr>
     </w:p>
     <w:p>
       <w:pPr>
